--- a/output/docx/CRUDSecao.docx
+++ b/output/docx/CRUDSecao.docx
@@ -197,17 +197,17 @@
               <w:rPr>
                 <w:sz w:val="18"/>
               </w:rPr>
-              <w:t>superAdmin: seleciona opcao 'Sections' no menu Settings</w:t>
-            </w:r>
-          </w:p>
-        </w:tc>
-        <w:tc>
-          <w:p>
-            <w:r>
-              <w:rPr>
-                <w:sz w:val="18"/>
-              </w:rPr>
-              <w:t>SYSTEM exibe lista de Secoes</w:t>
+              <w:t>superAdmin: seleciona opção 'Sections' no menu Settings</w:t>
+            </w:r>
+          </w:p>
+        </w:tc>
+        <w:tc>
+          <w:p>
+            <w:r>
+              <w:rPr>
+                <w:sz w:val="18"/>
+              </w:rPr>
+              <w:t>SYSTEM exibe lista de Seções</w:t>
             </w:r>
           </w:p>
         </w:tc>
@@ -229,17 +229,17 @@
               <w:rPr>
                 <w:sz w:val="18"/>
               </w:rPr>
-              <w:t>superAdmin: clica no nome de uma secao</w:t>
-            </w:r>
-          </w:p>
-        </w:tc>
-        <w:tc>
-          <w:p>
-            <w:r>
-              <w:rPr>
-                <w:sz w:val="18"/>
-              </w:rPr>
-              <w:t>SYSTEM exibe dados da secao</w:t>
+              <w:t>superAdmin: clica no nome de uma seção</w:t>
+            </w:r>
+          </w:p>
+        </w:tc>
+        <w:tc>
+          <w:p>
+            <w:r>
+              <w:rPr>
+                <w:sz w:val="18"/>
+              </w:rPr>
+              <w:t>SYSTEM exibe dados da seção</w:t>
             </w:r>
           </w:p>
         </w:tc>
@@ -261,17 +261,17 @@
               <w:rPr>
                 <w:sz w:val="18"/>
               </w:rPr>
-              <w:t>superAdmin: clica no botao 'Cancel'</w:t>
-            </w:r>
-          </w:p>
-        </w:tc>
-        <w:tc>
-          <w:p>
-            <w:r>
-              <w:rPr>
-                <w:sz w:val="18"/>
-              </w:rPr>
-              <w:t>SYSTEM retorna a lista de secoes</w:t>
+              <w:t>superAdmin: clica no botão 'Cancel'</w:t>
+            </w:r>
+          </w:p>
+        </w:tc>
+        <w:tc>
+          <w:p>
+            <w:r>
+              <w:rPr>
+                <w:sz w:val="18"/>
+              </w:rPr>
+              <w:t>SYSTEM retorna a lista de seções</w:t>
             </w:r>
           </w:p>
         </w:tc>
@@ -419,17 +419,17 @@
               <w:rPr>
                 <w:sz w:val="18"/>
               </w:rPr>
-              <w:t>superAdmin: seleciona opcao 'Sections' no menu Settings</w:t>
-            </w:r>
-          </w:p>
-        </w:tc>
-        <w:tc>
-          <w:p>
-            <w:r>
-              <w:rPr>
-                <w:sz w:val="18"/>
-              </w:rPr>
-              <w:t>SYSTEM exibe lista de Secoes</w:t>
+              <w:t>superAdmin: seleciona opção 'Sections' no menu Settings</w:t>
+            </w:r>
+          </w:p>
+        </w:tc>
+        <w:tc>
+          <w:p>
+            <w:r>
+              <w:rPr>
+                <w:sz w:val="18"/>
+              </w:rPr>
+              <w:t>SYSTEM exibe lista de Seções</w:t>
             </w:r>
           </w:p>
         </w:tc>
@@ -451,17 +451,17 @@
               <w:rPr>
                 <w:sz w:val="18"/>
               </w:rPr>
-              <w:t>superAdmin: clica no nome de uma secao</w:t>
-            </w:r>
-          </w:p>
-        </w:tc>
-        <w:tc>
-          <w:p>
-            <w:r>
-              <w:rPr>
-                <w:sz w:val="18"/>
-              </w:rPr>
-              <w:t>SYSTEM exibe dados da secao</w:t>
+              <w:t>superAdmin: clica no nome de uma seção</w:t>
+            </w:r>
+          </w:p>
+        </w:tc>
+        <w:tc>
+          <w:p>
+            <w:r>
+              <w:rPr>
+                <w:sz w:val="18"/>
+              </w:rPr>
+              <w:t>SYSTEM exibe dados da seção</w:t>
             </w:r>
           </w:p>
         </w:tc>
@@ -493,7 +493,7 @@
               <w:rPr>
                 <w:sz w:val="18"/>
               </w:rPr>
-              <w:t>SYSTEM lista as opcoes possíveis de serem incluidas na secao</w:t>
+              <w:t>SYSTEM lista as opções possíveis de serem incluídas na seção</w:t>
             </w:r>
           </w:p>
         </w:tc>
@@ -515,17 +515,17 @@
               <w:rPr>
                 <w:sz w:val="18"/>
               </w:rPr>
-              <w:t>superAdmin: escolhe as opcoes e pressiona o botão 'Update</w:t>
-            </w:r>
-          </w:p>
-        </w:tc>
-        <w:tc>
-          <w:p>
-            <w:r>
-              <w:rPr>
-                <w:sz w:val="18"/>
-              </w:rPr>
-              <w:t>SYSTEM exibe mensagem informando que a secao foi atualizada</w:t>
+              <w:t>superAdmin: escolhe as opções e pressiona o botão 'Update</w:t>
+            </w:r>
+          </w:p>
+        </w:tc>
+        <w:tc>
+          <w:p>
+            <w:r>
+              <w:rPr>
+                <w:sz w:val="18"/>
+              </w:rPr>
+              <w:t>SYSTEM exibe mensagem informando que a seção foi atualizada</w:t>
             </w:r>
           </w:p>
         </w:tc>
@@ -547,17 +547,17 @@
               <w:rPr>
                 <w:sz w:val="18"/>
               </w:rPr>
-              <w:t>superAdmin: seleciona opcao 'Sections' no menu Settings</w:t>
-            </w:r>
-          </w:p>
-        </w:tc>
-        <w:tc>
-          <w:p>
-            <w:r>
-              <w:rPr>
-                <w:sz w:val="18"/>
-              </w:rPr>
-              <w:t>SYSTEM exibe lista de Secoes</w:t>
+              <w:t>superAdmin: seleciona opção 'Sections' no menu Settings</w:t>
+            </w:r>
+          </w:p>
+        </w:tc>
+        <w:tc>
+          <w:p>
+            <w:r>
+              <w:rPr>
+                <w:sz w:val="18"/>
+              </w:rPr>
+              <w:t>SYSTEM exibe lista de Seções</w:t>
             </w:r>
           </w:p>
         </w:tc>
@@ -579,17 +579,17 @@
               <w:rPr>
                 <w:sz w:val="18"/>
               </w:rPr>
-              <w:t>superAdmin: clica no nome de uma secao</w:t>
-            </w:r>
-          </w:p>
-        </w:tc>
-        <w:tc>
-          <w:p>
-            <w:r>
-              <w:rPr>
-                <w:sz w:val="18"/>
-              </w:rPr>
-              <w:t>SYSTEM exibe dados da secao</w:t>
+              <w:t>superAdmin: clica no nome de uma seção</w:t>
+            </w:r>
+          </w:p>
+        </w:tc>
+        <w:tc>
+          <w:p>
+            <w:r>
+              <w:rPr>
+                <w:sz w:val="18"/>
+              </w:rPr>
+              <w:t>SYSTEM exibe dados da seção</w:t>
             </w:r>
           </w:p>
         </w:tc>
@@ -611,17 +611,17 @@
               <w:rPr>
                 <w:sz w:val="18"/>
               </w:rPr>
-              <w:t>superAdmin: clica no botao 'Cancel'</w:t>
-            </w:r>
-          </w:p>
-        </w:tc>
-        <w:tc>
-          <w:p>
-            <w:r>
-              <w:rPr>
-                <w:sz w:val="18"/>
-              </w:rPr>
-              <w:t>SYSTEM retorna a lista de secoes</w:t>
+              <w:t>superAdmin: clica no botão 'Cancel'</w:t>
+            </w:r>
+          </w:p>
+        </w:tc>
+        <w:tc>
+          <w:p>
+            <w:r>
+              <w:rPr>
+                <w:sz w:val="18"/>
+              </w:rPr>
+              <w:t>SYSTEM retorna a lista de seções</w:t>
             </w:r>
           </w:p>
         </w:tc>
